--- a/zad1/zad1_sprawozdanie.docx
+++ b/zad1/zad1_sprawozdanie.docx
@@ -54,22 +54,7 @@
               <w:jc w:val="right"/>
             </w:pPr>
             <w:r>
-              <w:t>Czwartek</w:t>
-            </w:r>
-            <w:r>
-              <w:t>, 1</w:t>
-            </w:r>
-            <w:r>
-              <w:t>5</w:t>
-            </w:r>
-            <w:r>
-              <w:t>:30-1</w:t>
-            </w:r>
-            <w:r>
-              <w:t>7</w:t>
-            </w:r>
-            <w:r>
-              <w:t>:00</w:t>
+              <w:t>Czwartek, 15:30-17:00</w:t>
             </w:r>
           </w:p>
         </w:tc>
@@ -118,16 +103,7 @@
               <w:jc w:val="right"/>
             </w:pPr>
             <w:r>
-              <w:t>XX</w:t>
-            </w:r>
-            <w:r>
-              <w:t>.0</w:t>
-            </w:r>
-            <w:r>
-              <w:t>4</w:t>
-            </w:r>
-            <w:r>
-              <w:t>.2024</w:t>
+              <w:t>XX.04.2024</w:t>
             </w:r>
           </w:p>
         </w:tc>
@@ -351,7 +327,54 @@
           <w:tcPr>
             <w:tcW w:w="5030" w:type="dxa"/>
           </w:tcPr>
-          <w:p/>
+          <w:p>
+            <w:r>
+              <w:rPr>
+                <w:noProof/>
+              </w:rPr>
+              <w:drawing>
+                <wp:inline distT="0" distB="0" distL="0" distR="0" wp14:anchorId="44B2E9EC" wp14:editId="53937618">
+                  <wp:extent cx="2833254" cy="2309331"/>
+                  <wp:effectExtent l="0" t="0" r="5715" b="0"/>
+                  <wp:docPr id="1291863379" name="Obraz 7" descr="Obraz zawierający tekst, zrzut ekranu, diagram, Wykres&#10;&#10;Opis wygenerowany automatycznie"/>
+                  <wp:cNvGraphicFramePr>
+                    <a:graphicFrameLocks xmlns:a="http://schemas.openxmlformats.org/drawingml/2006/main" noChangeAspect="1"/>
+                  </wp:cNvGraphicFramePr>
+                  <a:graphic xmlns:a="http://schemas.openxmlformats.org/drawingml/2006/main">
+                    <a:graphicData uri="http://schemas.openxmlformats.org/drawingml/2006/picture">
+                      <pic:pic xmlns:pic="http://schemas.openxmlformats.org/drawingml/2006/picture">
+                        <pic:nvPicPr>
+                          <pic:cNvPr id="1291863379" name="Obraz 7" descr="Obraz zawierający tekst, zrzut ekranu, diagram, Wykres&#10;&#10;Opis wygenerowany automatycznie"/>
+                          <pic:cNvPicPr/>
+                        </pic:nvPicPr>
+                        <pic:blipFill>
+                          <a:blip r:embed="rId5">
+                            <a:extLst>
+                              <a:ext uri="{28A0092B-C50C-407E-A947-70E740481C1C}">
+                                <a14:useLocalDpi xmlns:a14="http://schemas.microsoft.com/office/drawing/2010/main" val="0"/>
+                              </a:ext>
+                            </a:extLst>
+                          </a:blip>
+                          <a:stretch>
+                            <a:fillRect/>
+                          </a:stretch>
+                        </pic:blipFill>
+                        <pic:spPr>
+                          <a:xfrm>
+                            <a:off x="0" y="0"/>
+                            <a:ext cx="2854781" cy="2326878"/>
+                          </a:xfrm>
+                          <a:prstGeom prst="rect">
+                            <a:avLst/>
+                          </a:prstGeom>
+                        </pic:spPr>
+                      </pic:pic>
+                    </a:graphicData>
+                  </a:graphic>
+                </wp:inline>
+              </w:drawing>
+            </w:r>
+          </w:p>
         </w:tc>
         <w:tc>
           <w:tcPr>
@@ -378,7 +401,7 @@
                           <pic:cNvPicPr/>
                         </pic:nvPicPr>
                         <pic:blipFill>
-                          <a:blip r:embed="rId5">
+                          <a:blip r:embed="rId6">
                             <a:extLst>
                               <a:ext uri="{28A0092B-C50C-407E-A947-70E740481C1C}">
                                 <a14:useLocalDpi xmlns:a14="http://schemas.microsoft.com/office/drawing/2010/main" val="0"/>
@@ -438,7 +461,7 @@
                           <pic:cNvPicPr/>
                         </pic:nvPicPr>
                         <pic:blipFill>
-                          <a:blip r:embed="rId6">
+                          <a:blip r:embed="rId7">
                             <a:extLst>
                               <a:ext uri="{28A0092B-C50C-407E-A947-70E740481C1C}">
                                 <a14:useLocalDpi xmlns:a14="http://schemas.microsoft.com/office/drawing/2010/main" val="0"/>
@@ -493,7 +516,7 @@
                           <pic:cNvPicPr/>
                         </pic:nvPicPr>
                         <pic:blipFill>
-                          <a:blip r:embed="rId7">
+                          <a:blip r:embed="rId8">
                             <a:extLst>
                               <a:ext uri="{28A0092B-C50C-407E-A947-70E740481C1C}">
                                 <a14:useLocalDpi xmlns:a14="http://schemas.microsoft.com/office/drawing/2010/main" val="0"/>
@@ -553,7 +576,55 @@
           <w:tcPr>
             <w:tcW w:w="5372" w:type="dxa"/>
           </w:tcPr>
-          <w:p/>
+          <w:p>
+            <w:r>
+              <w:rPr>
+                <w:noProof/>
+              </w:rPr>
+              <w:lastRenderedPageBreak/>
+              <w:drawing>
+                <wp:inline distT="0" distB="0" distL="0" distR="0" wp14:anchorId="0C2BB03F" wp14:editId="58B56660">
+                  <wp:extent cx="3040380" cy="2425935"/>
+                  <wp:effectExtent l="0" t="0" r="7620" b="0"/>
+                  <wp:docPr id="218218336" name="Obraz 2" descr="Obraz zawierający tekst, zrzut ekranu, diagram, Wykres&#10;&#10;Opis wygenerowany automatycznie"/>
+                  <wp:cNvGraphicFramePr>
+                    <a:graphicFrameLocks xmlns:a="http://schemas.openxmlformats.org/drawingml/2006/main" noChangeAspect="1"/>
+                  </wp:cNvGraphicFramePr>
+                  <a:graphic xmlns:a="http://schemas.openxmlformats.org/drawingml/2006/main">
+                    <a:graphicData uri="http://schemas.openxmlformats.org/drawingml/2006/picture">
+                      <pic:pic xmlns:pic="http://schemas.openxmlformats.org/drawingml/2006/picture">
+                        <pic:nvPicPr>
+                          <pic:cNvPr id="218218336" name="Obraz 2" descr="Obraz zawierający tekst, zrzut ekranu, diagram, Wykres&#10;&#10;Opis wygenerowany automatycznie"/>
+                          <pic:cNvPicPr/>
+                        </pic:nvPicPr>
+                        <pic:blipFill>
+                          <a:blip r:embed="rId9">
+                            <a:extLst>
+                              <a:ext uri="{28A0092B-C50C-407E-A947-70E740481C1C}">
+                                <a14:useLocalDpi xmlns:a14="http://schemas.microsoft.com/office/drawing/2010/main" val="0"/>
+                              </a:ext>
+                            </a:extLst>
+                          </a:blip>
+                          <a:stretch>
+                            <a:fillRect/>
+                          </a:stretch>
+                        </pic:blipFill>
+                        <pic:spPr>
+                          <a:xfrm>
+                            <a:off x="0" y="0"/>
+                            <a:ext cx="3044732" cy="2429407"/>
+                          </a:xfrm>
+                          <a:prstGeom prst="rect">
+                            <a:avLst/>
+                          </a:prstGeom>
+                        </pic:spPr>
+                      </pic:pic>
+                    </a:graphicData>
+                  </a:graphic>
+                </wp:inline>
+              </w:drawing>
+            </w:r>
+          </w:p>
         </w:tc>
         <w:tc>
           <w:tcPr>
@@ -561,6 +632,9 @@
           </w:tcPr>
           <w:p>
             <w:r>
+              <w:rPr>
+                <w:noProof/>
+              </w:rPr>
               <w:drawing>
                 <wp:anchor distT="0" distB="0" distL="114300" distR="114300" simplePos="0" relativeHeight="251658240" behindDoc="0" locked="0" layoutInCell="1" allowOverlap="1" wp14:anchorId="048F7A21" wp14:editId="0E145F53">
                   <wp:simplePos x="0" y="0"/>
@@ -585,7 +659,7 @@
                           <pic:cNvPicPr/>
                         </pic:nvPicPr>
                         <pic:blipFill>
-                          <a:blip r:embed="rId8">
+                          <a:blip r:embed="rId10">
                             <a:extLst>
                               <a:ext uri="{28A0092B-C50C-407E-A947-70E740481C1C}">
                                 <a14:useLocalDpi xmlns:a14="http://schemas.microsoft.com/office/drawing/2010/main" val="0"/>
@@ -627,6 +701,9 @@
           </w:tcPr>
           <w:p>
             <w:r>
+              <w:rPr>
+                <w:noProof/>
+              </w:rPr>
               <w:drawing>
                 <wp:inline distT="0" distB="0" distL="0" distR="0" wp14:anchorId="18568F8A" wp14:editId="7E10BF27">
                   <wp:extent cx="3165918" cy="2608580"/>
@@ -643,7 +720,7 @@
                           <pic:cNvPicPr/>
                         </pic:nvPicPr>
                         <pic:blipFill>
-                          <a:blip r:embed="rId9">
+                          <a:blip r:embed="rId11">
                             <a:extLst>
                               <a:ext uri="{28A0092B-C50C-407E-A947-70E740481C1C}">
                                 <a14:useLocalDpi xmlns:a14="http://schemas.microsoft.com/office/drawing/2010/main" val="0"/>
@@ -677,6 +754,9 @@
           </w:tcPr>
           <w:p>
             <w:r>
+              <w:rPr>
+                <w:noProof/>
+              </w:rPr>
               <w:drawing>
                 <wp:inline distT="0" distB="0" distL="0" distR="0" wp14:anchorId="236C85B8" wp14:editId="6EFE25F5">
                   <wp:extent cx="3284220" cy="2611270"/>
@@ -693,7 +773,7 @@
                           <pic:cNvPicPr/>
                         </pic:nvPicPr>
                         <pic:blipFill>
-                          <a:blip r:embed="rId10">
+                          <a:blip r:embed="rId12">
                             <a:extLst>
                               <a:ext uri="{28A0092B-C50C-407E-A947-70E740481C1C}">
                                 <a14:useLocalDpi xmlns:a14="http://schemas.microsoft.com/office/drawing/2010/main" val="0"/>
@@ -729,14 +809,7 @@
           <w:sz w:val="20"/>
           <w:szCs w:val="20"/>
         </w:rPr>
-        <w:t xml:space="preserve"> </w:t>
-      </w:r>
-      <w:r>
-        <w:rPr>
-          <w:sz w:val="20"/>
-          <w:szCs w:val="20"/>
-        </w:rPr>
-        <w:t>Rysunek 2 – zestawienie średniej długości rozwiązania</w:t>
+        <w:t xml:space="preserve"> Rysunek 2 – zestawienie średniej długości rozwiązania</w:t>
       </w:r>
     </w:p>
     <w:tbl>
@@ -773,6 +846,55 @@
                 <w:szCs w:val="20"/>
               </w:rPr>
             </w:pPr>
+            <w:r>
+              <w:rPr>
+                <w:noProof/>
+                <w:sz w:val="20"/>
+                <w:szCs w:val="20"/>
+              </w:rPr>
+              <w:lastRenderedPageBreak/>
+              <w:drawing>
+                <wp:inline distT="0" distB="0" distL="0" distR="0" wp14:anchorId="12C967A5" wp14:editId="58640782">
+                  <wp:extent cx="3009900" cy="2320025"/>
+                  <wp:effectExtent l="0" t="0" r="0" b="4445"/>
+                  <wp:docPr id="408940097" name="Obraz 3" descr="Obraz zawierający tekst, zrzut ekranu, diagram, Wykres&#10;&#10;Opis wygenerowany automatycznie"/>
+                  <wp:cNvGraphicFramePr>
+                    <a:graphicFrameLocks xmlns:a="http://schemas.openxmlformats.org/drawingml/2006/main" noChangeAspect="1"/>
+                  </wp:cNvGraphicFramePr>
+                  <a:graphic xmlns:a="http://schemas.openxmlformats.org/drawingml/2006/main">
+                    <a:graphicData uri="http://schemas.openxmlformats.org/drawingml/2006/picture">
+                      <pic:pic xmlns:pic="http://schemas.openxmlformats.org/drawingml/2006/picture">
+                        <pic:nvPicPr>
+                          <pic:cNvPr id="408940097" name="Obraz 3" descr="Obraz zawierający tekst, zrzut ekranu, diagram, Wykres&#10;&#10;Opis wygenerowany automatycznie"/>
+                          <pic:cNvPicPr/>
+                        </pic:nvPicPr>
+                        <pic:blipFill>
+                          <a:blip r:embed="rId13">
+                            <a:extLst>
+                              <a:ext uri="{28A0092B-C50C-407E-A947-70E740481C1C}">
+                                <a14:useLocalDpi xmlns:a14="http://schemas.microsoft.com/office/drawing/2010/main" val="0"/>
+                              </a:ext>
+                            </a:extLst>
+                          </a:blip>
+                          <a:stretch>
+                            <a:fillRect/>
+                          </a:stretch>
+                        </pic:blipFill>
+                        <pic:spPr>
+                          <a:xfrm>
+                            <a:off x="0" y="0"/>
+                            <a:ext cx="3029049" cy="2334785"/>
+                          </a:xfrm>
+                          <a:prstGeom prst="rect">
+                            <a:avLst/>
+                          </a:prstGeom>
+                        </pic:spPr>
+                      </pic:pic>
+                    </a:graphicData>
+                  </a:graphic>
+                </wp:inline>
+              </w:drawing>
+            </w:r>
           </w:p>
         </w:tc>
         <w:tc>
@@ -808,7 +930,7 @@
                           <pic:cNvPicPr/>
                         </pic:nvPicPr>
                         <pic:blipFill>
-                          <a:blip r:embed="rId11">
+                          <a:blip r:embed="rId14">
                             <a:extLst>
                               <a:ext uri="{28A0092B-C50C-407E-A947-70E740481C1C}">
                                 <a14:useLocalDpi xmlns:a14="http://schemas.microsoft.com/office/drawing/2010/main" val="0"/>
@@ -874,7 +996,7 @@
                           <pic:cNvPicPr/>
                         </pic:nvPicPr>
                         <pic:blipFill>
-                          <a:blip r:embed="rId12">
+                          <a:blip r:embed="rId15">
                             <a:extLst>
                               <a:ext uri="{28A0092B-C50C-407E-A947-70E740481C1C}">
                                 <a14:useLocalDpi xmlns:a14="http://schemas.microsoft.com/office/drawing/2010/main" val="0"/>
@@ -935,7 +1057,7 @@
                           <pic:cNvPicPr/>
                         </pic:nvPicPr>
                         <pic:blipFill>
-                          <a:blip r:embed="rId13">
+                          <a:blip r:embed="rId16">
                             <a:extLst>
                               <a:ext uri="{28A0092B-C50C-407E-A947-70E740481C1C}">
                                 <a14:useLocalDpi xmlns:a14="http://schemas.microsoft.com/office/drawing/2010/main" val="0"/>
@@ -1083,6 +1205,55 @@
                 <w:szCs w:val="20"/>
               </w:rPr>
             </w:pPr>
+            <w:r>
+              <w:rPr>
+                <w:noProof/>
+                <w:sz w:val="20"/>
+                <w:szCs w:val="20"/>
+              </w:rPr>
+              <w:lastRenderedPageBreak/>
+              <w:drawing>
+                <wp:inline distT="0" distB="0" distL="0" distR="0" wp14:anchorId="5820DCB5" wp14:editId="1F4D82F0">
+                  <wp:extent cx="2964180" cy="2284784"/>
+                  <wp:effectExtent l="0" t="0" r="7620" b="1270"/>
+                  <wp:docPr id="1477094547" name="Obraz 5" descr="Obraz zawierający tekst, diagram, zrzut ekranu, Wykres&#10;&#10;Opis wygenerowany automatycznie"/>
+                  <wp:cNvGraphicFramePr>
+                    <a:graphicFrameLocks xmlns:a="http://schemas.openxmlformats.org/drawingml/2006/main" noChangeAspect="1"/>
+                  </wp:cNvGraphicFramePr>
+                  <a:graphic xmlns:a="http://schemas.openxmlformats.org/drawingml/2006/main">
+                    <a:graphicData uri="http://schemas.openxmlformats.org/drawingml/2006/picture">
+                      <pic:pic xmlns:pic="http://schemas.openxmlformats.org/drawingml/2006/picture">
+                        <pic:nvPicPr>
+                          <pic:cNvPr id="1477094547" name="Obraz 5" descr="Obraz zawierający tekst, diagram, zrzut ekranu, Wykres&#10;&#10;Opis wygenerowany automatycznie"/>
+                          <pic:cNvPicPr/>
+                        </pic:nvPicPr>
+                        <pic:blipFill>
+                          <a:blip r:embed="rId17">
+                            <a:extLst>
+                              <a:ext uri="{28A0092B-C50C-407E-A947-70E740481C1C}">
+                                <a14:useLocalDpi xmlns:a14="http://schemas.microsoft.com/office/drawing/2010/main" val="0"/>
+                              </a:ext>
+                            </a:extLst>
+                          </a:blip>
+                          <a:stretch>
+                            <a:fillRect/>
+                          </a:stretch>
+                        </pic:blipFill>
+                        <pic:spPr>
+                          <a:xfrm>
+                            <a:off x="0" y="0"/>
+                            <a:ext cx="2985274" cy="2301043"/>
+                          </a:xfrm>
+                          <a:prstGeom prst="rect">
+                            <a:avLst/>
+                          </a:prstGeom>
+                        </pic:spPr>
+                      </pic:pic>
+                    </a:graphicData>
+                  </a:graphic>
+                </wp:inline>
+              </w:drawing>
+            </w:r>
           </w:p>
         </w:tc>
         <w:tc>
@@ -1126,7 +1297,7 @@
                           <pic:cNvPicPr/>
                         </pic:nvPicPr>
                         <pic:blipFill>
-                          <a:blip r:embed="rId14">
+                          <a:blip r:embed="rId18">
                             <a:extLst>
                               <a:ext uri="{28A0092B-C50C-407E-A947-70E740481C1C}">
                                 <a14:useLocalDpi xmlns:a14="http://schemas.microsoft.com/office/drawing/2010/main" val="0"/>
@@ -1189,7 +1360,7 @@
                           <pic:cNvPicPr/>
                         </pic:nvPicPr>
                         <pic:blipFill>
-                          <a:blip r:embed="rId15">
+                          <a:blip r:embed="rId19">
                             <a:extLst>
                               <a:ext uri="{28A0092B-C50C-407E-A947-70E740481C1C}">
                                 <a14:useLocalDpi xmlns:a14="http://schemas.microsoft.com/office/drawing/2010/main" val="0"/>
@@ -1250,7 +1421,7 @@
                           <pic:cNvPicPr/>
                         </pic:nvPicPr>
                         <pic:blipFill>
-                          <a:blip r:embed="rId16">
+                          <a:blip r:embed="rId20">
                             <a:extLst>
                               <a:ext uri="{28A0092B-C50C-407E-A947-70E740481C1C}">
                                 <a14:useLocalDpi xmlns:a14="http://schemas.microsoft.com/office/drawing/2010/main" val="0"/>
@@ -1390,6 +1561,55 @@
                 <w:szCs w:val="20"/>
               </w:rPr>
             </w:pPr>
+            <w:r>
+              <w:rPr>
+                <w:noProof/>
+                <w:sz w:val="20"/>
+                <w:szCs w:val="20"/>
+              </w:rPr>
+              <w:lastRenderedPageBreak/>
+              <w:drawing>
+                <wp:inline distT="0" distB="0" distL="0" distR="0" wp14:anchorId="3747A78A" wp14:editId="19550C63">
+                  <wp:extent cx="2992388" cy="2387600"/>
+                  <wp:effectExtent l="0" t="0" r="0" b="0"/>
+                  <wp:docPr id="1409075709" name="Obraz 6" descr="Obraz zawierający tekst, zrzut ekranu, diagram, Wykres&#10;&#10;Opis wygenerowany automatycznie"/>
+                  <wp:cNvGraphicFramePr>
+                    <a:graphicFrameLocks xmlns:a="http://schemas.openxmlformats.org/drawingml/2006/main" noChangeAspect="1"/>
+                  </wp:cNvGraphicFramePr>
+                  <a:graphic xmlns:a="http://schemas.openxmlformats.org/drawingml/2006/main">
+                    <a:graphicData uri="http://schemas.openxmlformats.org/drawingml/2006/picture">
+                      <pic:pic xmlns:pic="http://schemas.openxmlformats.org/drawingml/2006/picture">
+                        <pic:nvPicPr>
+                          <pic:cNvPr id="1409075709" name="Obraz 6" descr="Obraz zawierający tekst, zrzut ekranu, diagram, Wykres&#10;&#10;Opis wygenerowany automatycznie"/>
+                          <pic:cNvPicPr/>
+                        </pic:nvPicPr>
+                        <pic:blipFill>
+                          <a:blip r:embed="rId21">
+                            <a:extLst>
+                              <a:ext uri="{28A0092B-C50C-407E-A947-70E740481C1C}">
+                                <a14:useLocalDpi xmlns:a14="http://schemas.microsoft.com/office/drawing/2010/main" val="0"/>
+                              </a:ext>
+                            </a:extLst>
+                          </a:blip>
+                          <a:stretch>
+                            <a:fillRect/>
+                          </a:stretch>
+                        </pic:blipFill>
+                        <pic:spPr>
+                          <a:xfrm>
+                            <a:off x="0" y="0"/>
+                            <a:ext cx="3011932" cy="2403194"/>
+                          </a:xfrm>
+                          <a:prstGeom prst="rect">
+                            <a:avLst/>
+                          </a:prstGeom>
+                        </pic:spPr>
+                      </pic:pic>
+                    </a:graphicData>
+                  </a:graphic>
+                </wp:inline>
+              </w:drawing>
+            </w:r>
           </w:p>
         </w:tc>
         <w:tc>
@@ -1433,7 +1653,7 @@
                           <pic:cNvPicPr/>
                         </pic:nvPicPr>
                         <pic:blipFill>
-                          <a:blip r:embed="rId17">
+                          <a:blip r:embed="rId22">
                             <a:extLst>
                               <a:ext uri="{28A0092B-C50C-407E-A947-70E740481C1C}">
                                 <a14:useLocalDpi xmlns:a14="http://schemas.microsoft.com/office/drawing/2010/main" val="0"/>
@@ -1496,7 +1716,7 @@
                           <pic:cNvPicPr/>
                         </pic:nvPicPr>
                         <pic:blipFill>
-                          <a:blip r:embed="rId18">
+                          <a:blip r:embed="rId23">
                             <a:extLst>
                               <a:ext uri="{28A0092B-C50C-407E-A947-70E740481C1C}">
                                 <a14:useLocalDpi xmlns:a14="http://schemas.microsoft.com/office/drawing/2010/main" val="0"/>
@@ -1557,7 +1777,7 @@
                           <pic:cNvPicPr/>
                         </pic:nvPicPr>
                         <pic:blipFill>
-                          <a:blip r:embed="rId19">
+                          <a:blip r:embed="rId24">
                             <a:extLst>
                               <a:ext uri="{28A0092B-C50C-407E-A947-70E740481C1C}">
                                 <a14:useLocalDpi xmlns:a14="http://schemas.microsoft.com/office/drawing/2010/main" val="0"/>

--- a/zad1/zad1_sprawozdanie.docx
+++ b/zad1/zad1_sprawozdanie.docx
@@ -69,15 +69,7 @@
               <w:spacing w:after="160"/>
             </w:pPr>
             <w:r>
-              <w:t xml:space="preserve">Natalia </w:t>
-            </w:r>
-            <w:proofErr w:type="spellStart"/>
-            <w:r>
-              <w:t>Lewosińska</w:t>
-            </w:r>
-            <w:proofErr w:type="spellEnd"/>
-            <w:r>
-              <w:t xml:space="preserve"> </w:t>
+              <w:t xml:space="preserve">Natalia Lewosińska </w:t>
             </w:r>
           </w:p>
         </w:tc>
@@ -103,7 +95,10 @@
               <w:jc w:val="right"/>
             </w:pPr>
             <w:r>
-              <w:t>XX.04.2024</w:t>
+              <w:t>24</w:t>
+            </w:r>
+            <w:r>
+              <w:t>.04.2024</w:t>
             </w:r>
           </w:p>
         </w:tc>
@@ -240,23 +235,7 @@
           <w:sz w:val="24"/>
           <w:szCs w:val="24"/>
         </w:rPr>
-        <w:t>(strategia „</w:t>
-      </w:r>
-      <w:proofErr w:type="spellStart"/>
-      <w:r>
-        <w:rPr>
-          <w:sz w:val="24"/>
-          <w:szCs w:val="24"/>
-        </w:rPr>
-        <w:t>wgłąb</w:t>
-      </w:r>
-      <w:proofErr w:type="spellEnd"/>
-      <w:r>
-        <w:rPr>
-          <w:sz w:val="24"/>
-          <w:szCs w:val="24"/>
-        </w:rPr>
-        <w:t xml:space="preserve">”), A* (strategia heurystyczna). </w:t>
+        <w:t xml:space="preserve">(strategia „wgłąb”), A* (strategia heurystyczna). </w:t>
       </w:r>
       <w:r>
         <w:rPr>
@@ -289,15 +268,7 @@
     </w:p>
     <w:p>
       <w:r>
-        <w:t xml:space="preserve">Program napisany w ramach części programistycznej został zaimplementowany w języku </w:t>
-      </w:r>
-      <w:proofErr w:type="spellStart"/>
-      <w:r>
-        <w:t>Python</w:t>
-      </w:r>
-      <w:proofErr w:type="spellEnd"/>
-      <w:r>
-        <w:t>.</w:t>
+        <w:t>Program napisany w ramach części programistycznej został zaimplementowany w języku Python.</w:t>
       </w:r>
     </w:p>
     <w:tbl>
@@ -333,9 +304,17 @@
                 <w:noProof/>
               </w:rPr>
               <w:drawing>
-                <wp:inline distT="0" distB="0" distL="0" distR="0" wp14:anchorId="44B2E9EC" wp14:editId="53937618">
+                <wp:anchor distT="0" distB="0" distL="114300" distR="114300" simplePos="0" relativeHeight="251661312" behindDoc="0" locked="0" layoutInCell="1" allowOverlap="1" wp14:anchorId="44B2E9EC" wp14:editId="7E7B9FDC">
+                  <wp:simplePos x="0" y="0"/>
+                  <wp:positionH relativeFrom="column">
+                    <wp:posOffset>181552</wp:posOffset>
+                  </wp:positionH>
+                  <wp:positionV relativeFrom="paragraph">
+                    <wp:posOffset>0</wp:posOffset>
+                  </wp:positionV>
                   <wp:extent cx="2833254" cy="2309331"/>
                   <wp:effectExtent l="0" t="0" r="5715" b="0"/>
+                  <wp:wrapSquare wrapText="bothSides"/>
                   <wp:docPr id="1291863379" name="Obraz 7" descr="Obraz zawierający tekst, zrzut ekranu, diagram, Wykres&#10;&#10;Opis wygenerowany automatycznie"/>
                   <wp:cNvGraphicFramePr>
                     <a:graphicFrameLocks xmlns:a="http://schemas.openxmlformats.org/drawingml/2006/main" noChangeAspect="1"/>
@@ -362,7 +341,7 @@
                         <pic:spPr>
                           <a:xfrm>
                             <a:off x="0" y="0"/>
-                            <a:ext cx="2854781" cy="2326878"/>
+                            <a:ext cx="2833254" cy="2309331"/>
                           </a:xfrm>
                           <a:prstGeom prst="rect">
                             <a:avLst/>
@@ -371,7 +350,7 @@
                       </pic:pic>
                     </a:graphicData>
                   </a:graphic>
-                </wp:inline>
+                </wp:anchor>
               </w:drawing>
             </w:r>
           </w:p>
